--- a/docs/CatPanel-6.53.0-GoogleDoc.docx
+++ b/docs/CatPanel-6.53.0-GoogleDoc.docx
@@ -23,7 +23,7 @@
           <w:b w:val="0"/>
           <w:sz w:val="22"/>
         </w:rPr>
-        <w:t>تاریخ: 2026-10-08  ·  پنل: 6.53.0  ·  اپ: 1.10.0-beta80 (versionCode 147)</w:t>
+        <w:t>تاریخ: 2026-10-08  ·  پنل: 6.53.0  ·  اپ: 1.10.0-beta81 (versionCode 148)</w:t>
       </w:r>
     </w:p>
     <w:p>
@@ -49,7 +49,7 @@
         </w:rPr>
         <w:t>📦 صفحهٔ رلیز:</w:t>
         <w:br/>
-        <w:t>https://github.com/mazodimobinhost-creator/cat-client/releases/tag/v1.10.0-beta80</w:t>
+        <w:t>https://github.com/mazodimobinhost-creator/cat-client/releases/tag/v1.10.0-beta81</w:t>
       </w:r>
     </w:p>
     <w:p>
@@ -63,7 +63,7 @@
         </w:rPr>
         <w:t>📱 APK اندروید — arm64 (گوشی‌های معمول؛ همین را نصب کن):</w:t>
         <w:br/>
-        <w:t>https://github.com/mazodimobinhost-creator/cat-client/releases/download/v1.10.0-beta80/CatClient-V1.10.0-beta80-arm64-v8a.apk</w:t>
+        <w:t>https://github.com/mazodimobinhost-creator/cat-client/releases/download/v1.10.0-beta81/CatClient-V1.10.0-beta81-arm64-v8a.apk</w:t>
       </w:r>
     </w:p>
     <w:p>
@@ -77,7 +77,7 @@
         </w:rPr>
         <w:t>📱 APK اندروید — گوشی‌های قدیمی (armeabi-v7a):</w:t>
         <w:br/>
-        <w:t>https://github.com/mazodimobinhost-creator/cat-client/releases/download/v1.10.0-beta80/CatClient-V1.10.0-beta80-armeabi-v7a.apk</w:t>
+        <w:t>https://github.com/mazodimobinhost-creator/cat-client/releases/download/v1.10.0-beta81/CatClient-V1.10.0-beta81-armeabi-v7a.apk</w:t>
       </w:r>
     </w:p>
     <w:p>
@@ -91,7 +91,7 @@
         </w:rPr>
         <w:t>📱 APK اندروید — universal (همهٔ معماری‌ها):</w:t>
         <w:br/>
-        <w:t>https://github.com/mazodimobinhost-creator/cat-client/releases/download/v1.10.0-beta80/CatClient-V1.10.0-beta80-universal.apk</w:t>
+        <w:t>https://github.com/mazodimobinhost-creator/cat-client/releases/download/v1.10.0-beta81/CatClient-V1.10.0-beta81-universal.apk</w:t>
       </w:r>
     </w:p>
     <w:p>
@@ -105,7 +105,7 @@
         </w:rPr>
         <w:t>📱 APK — x86:</w:t>
         <w:br/>
-        <w:t>https://github.com/mazodimobinhost-creator/cat-client/releases/download/v1.10.0-beta80/CatClient-V1.10.0-beta80-x86.apk</w:t>
+        <w:t>https://github.com/mazodimobinhost-creator/cat-client/releases/download/v1.10.0-beta81/CatClient-V1.10.0-beta81-x86.apk</w:t>
       </w:r>
     </w:p>
     <w:p>
@@ -119,7 +119,7 @@
         </w:rPr>
         <w:t>📱 APK — x86_64 (شبیه‌ساز/کروم‌بوک):</w:t>
         <w:br/>
-        <w:t>https://github.com/mazodimobinhost-creator/cat-client/releases/download/v1.10.0-beta80/CatClient-V1.10.0-beta80-x86_64.apk</w:t>
+        <w:t>https://github.com/mazodimobinhost-creator/cat-client/releases/download/v1.10.0-beta81/CatClient-V1.10.0-beta81-x86_64.apk</w:t>
       </w:r>
     </w:p>
     <w:p>
@@ -133,7 +133,7 @@
         </w:rPr>
         <w:t>⚙️ worker.js — پنل 6.53.0 (فایل دیپلوی کلادفلر):</w:t>
         <w:br/>
-        <w:t>https://github.com/mazodimobinhost-creator/cat-client/releases/download/v1.10.0-beta80/catclient.worker.js</w:t>
+        <w:t>https://github.com/mazodimobinhost-creator/cat-client/releases/download/v1.10.0-beta81/catclient.worker.js</w:t>
       </w:r>
     </w:p>
     <w:p>
@@ -147,7 +147,7 @@
         </w:rPr>
         <w:t>🧙 wizard.js (مولد اولیهٔ ورکر):</w:t>
         <w:br/>
-        <w:t>https://github.com/mazodimobinhost-creator/cat-client/releases/download/v1.10.0-beta80/catclient.wizard.js</w:t>
+        <w:t>https://github.com/mazodimobinhost-creator/cat-client/releases/download/v1.10.0-beta81/catclient.wizard.js</w:t>
       </w:r>
     </w:p>
     <w:p>
@@ -161,7 +161,7 @@
         </w:rPr>
         <w:t>🔐 چک‌سام SHA256 همهٔ فایل‌ها:</w:t>
         <w:br/>
-        <w:t>https://github.com/mazodimobinhost-creator/cat-client/releases/download/v1.10.0-beta80/SHA256SUMS</w:t>
+        <w:t>https://github.com/mazodimobinhost-creator/cat-client/releases/download/v1.10.0-beta81/SHA256SUMS</w:t>
       </w:r>
     </w:p>
     <w:p>
@@ -239,9 +239,9 @@
           <w:b w:val="0"/>
           <w:sz w:val="22"/>
         </w:rPr>
-        <w:t>📝 نت رلیز بتا۸۰:</w:t>
+        <w:t>📝 نت رلیز بتا۸۱:</w:t>
         <w:br/>
-        <w:t>https://github.com/mazodimobinhost-creator/cat-client/blob/arena/01a0ebed-cat-client/docs/release-notes-v1.10.0-beta80.md</w:t>
+        <w:t>https://github.com/mazodimobinhost-creator/cat-client/blob/arena/01a0ebed-cat-client/docs/release-notes-v1.10.0-beta81.md</w:t>
       </w:r>
     </w:p>
     <w:p>
@@ -253,7 +253,7 @@
           <w:b/>
           <w:sz w:val="22"/>
         </w:rPr>
-        <w:t>🆕 چه خبر در بتا۸۰</w:t>
+        <w:t>🆕 چه خبر در بتا۸۱</w:t>
       </w:r>
     </w:p>
     <w:p>
@@ -265,7 +265,7 @@
           <w:b w:val="0"/>
           <w:sz w:val="22"/>
         </w:rPr>
-        <w:t>• کانفیگ‌هایی که «وصل نمی‌شدند» درست شدند: هدر Host برای trojan (مسیر رسیدن به ورکر)، early-data داخل مسیر (/vl/&lt;seed&gt;?ed=2560)، و باگ «دو علامت سؤال» در پارامتر proxyip داخل خود ورکر.</w:t>
+        <w:t>• «پنل رفته روی نسخهٔ قدیم» درست شد: آرتیفکت مبهم نشانگر نسخه نداشت، پس اپ نسخهٔ پنل خودش را 0.0.0 می‌دید و ورکر قدیمیِ 5.23.13 شاخهٔ main را «جدیدتر» حساب می‌کرد و روی پنل ۶.x می‌نشاند (از بتا۷۲ تا بتا۸۰).</w:t>
       </w:r>
     </w:p>
     <w:p>
@@ -277,7 +277,7 @@
           <w:b w:val="0"/>
           <w:sz w:val="22"/>
         </w:rPr>
-        <w:t>• ساب خالی/«۰ کانفیگ» دیگر بن‌بست نیست: دلیلش و مرحلهٔ بعد در همان تب «ساخت» نوشته می‌شود.</w:t>
+        <w:t>• هر آرتیفکت حالا یک خط نسخهٔ خوانا در ابتدایش دارد؛ اپ، ربات دیپلوی و ویزارد نسخه را درست می‌بینند و APKهای قدیمیِ نصب‌شده هم با همین فایل درست می‌شوند.</w:t>
       </w:r>
     </w:p>
     <w:p>
@@ -289,7 +289,7 @@
           <w:b w:val="0"/>
           <w:sz w:val="22"/>
         </w:rPr>
-        <w:t>• ریشهٔ «دکمه‌ها کار نمی‌کنند»: پنل بدون اتصال KV هیچ‌چیز را ذخیره نمی‌کرد و موفقیت اعلام می‌کرد؛ حالا بنر هشدار + توست «ذخیره نشد» + گزارش kv در /api/version دارد.</w:t>
+        <w:t>• گارد «برگشت به عقب» در سه لایه: دیالوگ «به‌روزرسانی پنل»، دیالوگ «مدیریت پنل» و خود آپلود. پیام روشن فارسی/انگلیسی؛ «جدیدتر» حالا واقعاً یعنی جدیدتر.</w:t>
       </w:r>
     </w:p>
     <w:p>
@@ -301,7 +301,7 @@
           <w:b w:val="0"/>
           <w:sz w:val="22"/>
         </w:rPr>
-        <w:t>• افزودن IP تمیز از اپ: ورود به پنل حالا نام کاربری را هم می‌فرستد (و اگر پنل نام کاربری بخواهد، یک‌بار می‌پرسد و یاد می‌گیرد).</w:t>
+        <w:t>• منبع جایگزین (مخزن) فقط snapshot مبهم است و فقط وقتی اکیداً جدیدتر باشد؛ ورکر خوانا هرگز نصب نمی‌شود (ضد ۱۱۰۱). مبهم‌ساز اگر «vless» تصادفی در نویز بیفتد دوباره می‌ریزد.</w:t>
       </w:r>
     </w:p>
     <w:p>
@@ -313,7 +313,7 @@
           <w:b w:val="0"/>
           <w:sz w:val="22"/>
         </w:rPr>
-        <w:t>• دکمهٔ «ساخت ساب زنده» و کلیدهای منو (تنظیمات/پشتیبان‌گیری) که بی‌متن رندر می‌شدند، درست شدند.</w:t>
+        <w:t>• داده‌هایت امن است: ورکر قدیمی در KV زیر catpanel:* می‌نویسد و ۶.x زیر cat:v6:* (دو فضای جدا)؛ بعد از به‌روزرسانی، کاربران، IPها و تنظیماتت برمی‌گردند.</w:t>
       </w:r>
     </w:p>
     <w:p>
@@ -325,7 +325,7 @@
           <w:b w:val="0"/>
           <w:sz w:val="22"/>
         </w:rPr>
-        <w:t>• تست‌های دائمی جدید: شکل لینک‌ها (۲۶ چک)، یکپارچگی پنل (اسکریپت + ترجمه‌ها)، حافظهٔ KV، اولین تست JVM مبدل لینک، و گارد «هر ورود باید نام کاربری داشته باشد».</w:t>
+        <w:t>• تست‌های دائمی: قرارداد آرتیفکت (۲۱ چک روی فایل واقعی)، ۴ تست JVM جدید و گارد CI روی خود APK. همهٔ فیکس‌های بتا۸۰ (کانفیگ‌ها، KV، نام کاربری) هم در این نسخه هست.</w:t>
       </w:r>
     </w:p>
     <w:p>
